--- a/docs/project-management/SEISMIK_DOCUMENTO_MAESTRO_v0.1.docx
+++ b/docs/project-management/SEISMIK_DOCUMENTO_MAESTRO_v0.1.docx
@@ -4962,7 +4962,7 @@
   <w:abstractNum w:abstractNumId="0" w15:restartNumberingAfterBreak="0">
     <w:nsid w:val="FFFFFF89"/>
     <w:multiLevelType w:val="singleLevel"/>
-    <w:tmpl w:val="57329630"/>
+    <w:tmpl w:val="FDB83780"/>
     <w:lvl w:ilvl="0">
       <w:start w:val="1"/>
       <w:numFmt w:val="bullet"/>
@@ -4980,7 +4980,7 @@
       </w:rPr>
     </w:lvl>
   </w:abstractNum>
-  <w:num w:numId="1" w16cid:durableId="208033761">
+  <w:num w:numId="1" w16cid:durableId="633408905">
     <w:abstractNumId w:val="0"/>
   </w:num>
 </w:numbering>
@@ -5401,7 +5401,7 @@
     <w:link w:val="Ttulo1Car"/>
     <w:uiPriority w:val="9"/>
     <w:qFormat/>
-    <w:rsid w:val="00F02DE7"/>
+    <w:rsid w:val="009C12B5"/>
     <w:pPr>
       <w:keepNext/>
       <w:keepLines/>
@@ -5423,7 +5423,7 @@
     <w:uiPriority w:val="9"/>
     <w:unhideWhenUsed/>
     <w:qFormat/>
-    <w:rsid w:val="00F02DE7"/>
+    <w:rsid w:val="009C12B5"/>
     <w:pPr>
       <w:keepNext/>
       <w:keepLines/>
@@ -5446,7 +5446,7 @@
     <w:semiHidden/>
     <w:unhideWhenUsed/>
     <w:qFormat/>
-    <w:rsid w:val="00F02DE7"/>
+    <w:rsid w:val="009C12B5"/>
     <w:pPr>
       <w:keepNext/>
       <w:keepLines/>
@@ -5469,7 +5469,7 @@
     <w:semiHidden/>
     <w:unhideWhenUsed/>
     <w:qFormat/>
-    <w:rsid w:val="00F02DE7"/>
+    <w:rsid w:val="009C12B5"/>
     <w:pPr>
       <w:keepNext/>
       <w:keepLines/>
@@ -5492,7 +5492,7 @@
     <w:semiHidden/>
     <w:unhideWhenUsed/>
     <w:qFormat/>
-    <w:rsid w:val="00F02DE7"/>
+    <w:rsid w:val="009C12B5"/>
     <w:pPr>
       <w:keepNext/>
       <w:keepLines/>
@@ -5513,7 +5513,7 @@
     <w:semiHidden/>
     <w:unhideWhenUsed/>
     <w:qFormat/>
-    <w:rsid w:val="00F02DE7"/>
+    <w:rsid w:val="009C12B5"/>
     <w:pPr>
       <w:keepNext/>
       <w:keepLines/>
@@ -5536,7 +5536,7 @@
     <w:semiHidden/>
     <w:unhideWhenUsed/>
     <w:qFormat/>
-    <w:rsid w:val="00F02DE7"/>
+    <w:rsid w:val="009C12B5"/>
     <w:pPr>
       <w:keepNext/>
       <w:keepLines/>
@@ -5557,7 +5557,7 @@
     <w:semiHidden/>
     <w:unhideWhenUsed/>
     <w:qFormat/>
-    <w:rsid w:val="00F02DE7"/>
+    <w:rsid w:val="009C12B5"/>
     <w:pPr>
       <w:keepNext/>
       <w:keepLines/>
@@ -5580,7 +5580,7 @@
     <w:semiHidden/>
     <w:unhideWhenUsed/>
     <w:qFormat/>
-    <w:rsid w:val="00F02DE7"/>
+    <w:rsid w:val="009C12B5"/>
     <w:pPr>
       <w:keepNext/>
       <w:keepLines/>
@@ -5624,7 +5624,7 @@
     <w:basedOn w:val="Fuentedeprrafopredeter"/>
     <w:link w:val="Ttulo1"/>
     <w:uiPriority w:val="9"/>
-    <w:rsid w:val="00F02DE7"/>
+    <w:rsid w:val="009C12B5"/>
     <w:rPr>
       <w:rFonts w:ascii="Aptos Display" w:eastAsiaTheme="majorEastAsia" w:hAnsi="Aptos Display" w:cstheme="majorBidi"/>
       <w:color w:val="13458B"/>
@@ -5637,7 +5637,7 @@
     <w:basedOn w:val="Fuentedeprrafopredeter"/>
     <w:link w:val="Ttulo2"/>
     <w:uiPriority w:val="9"/>
-    <w:rsid w:val="00F02DE7"/>
+    <w:rsid w:val="009C12B5"/>
     <w:rPr>
       <w:rFonts w:ascii="Aptos Display" w:eastAsiaTheme="majorEastAsia" w:hAnsi="Aptos Display" w:cstheme="majorBidi"/>
       <w:color w:val="13458B"/>
@@ -5651,7 +5651,7 @@
     <w:link w:val="Ttulo3"/>
     <w:uiPriority w:val="9"/>
     <w:semiHidden/>
-    <w:rsid w:val="00F02DE7"/>
+    <w:rsid w:val="009C12B5"/>
     <w:rPr>
       <w:rFonts w:ascii="Aptos Display" w:eastAsiaTheme="majorEastAsia" w:hAnsi="Aptos Display" w:cstheme="majorBidi"/>
       <w:color w:val="13458B"/>
@@ -5665,7 +5665,7 @@
     <w:link w:val="Ttulo4"/>
     <w:uiPriority w:val="9"/>
     <w:semiHidden/>
-    <w:rsid w:val="00F02DE7"/>
+    <w:rsid w:val="009C12B5"/>
     <w:rPr>
       <w:rFonts w:eastAsiaTheme="majorEastAsia" w:cstheme="majorBidi"/>
       <w:i/>
@@ -5679,7 +5679,7 @@
     <w:link w:val="Ttulo5"/>
     <w:uiPriority w:val="9"/>
     <w:semiHidden/>
-    <w:rsid w:val="00F02DE7"/>
+    <w:rsid w:val="009C12B5"/>
     <w:rPr>
       <w:rFonts w:eastAsiaTheme="majorEastAsia" w:cstheme="majorBidi"/>
       <w:color w:val="0F4761" w:themeColor="accent1" w:themeShade="BF"/>
@@ -5691,7 +5691,7 @@
     <w:link w:val="Ttulo6"/>
     <w:uiPriority w:val="9"/>
     <w:semiHidden/>
-    <w:rsid w:val="00F02DE7"/>
+    <w:rsid w:val="009C12B5"/>
     <w:rPr>
       <w:rFonts w:eastAsiaTheme="majorEastAsia" w:cstheme="majorBidi"/>
       <w:i/>
@@ -5705,7 +5705,7 @@
     <w:link w:val="Ttulo7"/>
     <w:uiPriority w:val="9"/>
     <w:semiHidden/>
-    <w:rsid w:val="00F02DE7"/>
+    <w:rsid w:val="009C12B5"/>
     <w:rPr>
       <w:rFonts w:eastAsiaTheme="majorEastAsia" w:cstheme="majorBidi"/>
       <w:color w:val="595959" w:themeColor="text1" w:themeTint="A6"/>
@@ -5717,7 +5717,7 @@
     <w:link w:val="Ttulo8"/>
     <w:uiPriority w:val="9"/>
     <w:semiHidden/>
-    <w:rsid w:val="00F02DE7"/>
+    <w:rsid w:val="009C12B5"/>
     <w:rPr>
       <w:rFonts w:eastAsiaTheme="majorEastAsia" w:cstheme="majorBidi"/>
       <w:i/>
@@ -5731,7 +5731,7 @@
     <w:link w:val="Ttulo9"/>
     <w:uiPriority w:val="9"/>
     <w:semiHidden/>
-    <w:rsid w:val="00F02DE7"/>
+    <w:rsid w:val="009C12B5"/>
     <w:rPr>
       <w:rFonts w:eastAsiaTheme="majorEastAsia" w:cstheme="majorBidi"/>
       <w:color w:val="272727" w:themeColor="text1" w:themeTint="D8"/>
@@ -5744,7 +5744,7 @@
     <w:link w:val="TtuloCar"/>
     <w:uiPriority w:val="10"/>
     <w:qFormat/>
-    <w:rsid w:val="00F02DE7"/>
+    <w:rsid w:val="009C12B5"/>
     <w:pPr>
       <w:spacing w:after="80"/>
       <w:contextualSpacing/>
@@ -5763,7 +5763,7 @@
     <w:basedOn w:val="Fuentedeprrafopredeter"/>
     <w:link w:val="Ttulo"/>
     <w:uiPriority w:val="10"/>
-    <w:rsid w:val="00F02DE7"/>
+    <w:rsid w:val="009C12B5"/>
     <w:rPr>
       <w:rFonts w:ascii="Aptos Display" w:eastAsiaTheme="majorEastAsia" w:hAnsi="Aptos Display" w:cstheme="majorBidi"/>
       <w:color w:val="13458B"/>
@@ -5780,7 +5780,7 @@
     <w:link w:val="SubttuloCar"/>
     <w:uiPriority w:val="11"/>
     <w:qFormat/>
-    <w:rsid w:val="00F02DE7"/>
+    <w:rsid w:val="009C12B5"/>
     <w:pPr>
       <w:numPr>
         <w:ilvl w:val="1"/>
@@ -5799,7 +5799,7 @@
     <w:basedOn w:val="Fuentedeprrafopredeter"/>
     <w:link w:val="Subttulo"/>
     <w:uiPriority w:val="11"/>
-    <w:rsid w:val="00F02DE7"/>
+    <w:rsid w:val="009C12B5"/>
     <w:rPr>
       <w:rFonts w:eastAsiaTheme="majorEastAsia" w:cstheme="majorBidi"/>
       <w:color w:val="595959" w:themeColor="text1" w:themeTint="A6"/>
@@ -5815,7 +5815,7 @@
     <w:link w:val="CitaCar"/>
     <w:uiPriority w:val="29"/>
     <w:qFormat/>
-    <w:rsid w:val="00F02DE7"/>
+    <w:rsid w:val="009C12B5"/>
     <w:pPr>
       <w:spacing w:before="160"/>
       <w:jc w:val="center"/>
@@ -5831,7 +5831,7 @@
     <w:basedOn w:val="Fuentedeprrafopredeter"/>
     <w:link w:val="Cita"/>
     <w:uiPriority w:val="29"/>
-    <w:rsid w:val="00F02DE7"/>
+    <w:rsid w:val="009C12B5"/>
     <w:rPr>
       <w:i/>
       <w:iCs/>
@@ -5843,7 +5843,7 @@
     <w:basedOn w:val="Normal"/>
     <w:uiPriority w:val="34"/>
     <w:qFormat/>
-    <w:rsid w:val="00F02DE7"/>
+    <w:rsid w:val="009C12B5"/>
     <w:pPr>
       <w:ind w:left="720"/>
       <w:contextualSpacing/>
@@ -5854,7 +5854,7 @@
     <w:basedOn w:val="Fuentedeprrafopredeter"/>
     <w:uiPriority w:val="21"/>
     <w:qFormat/>
-    <w:rsid w:val="00F02DE7"/>
+    <w:rsid w:val="009C12B5"/>
     <w:rPr>
       <w:i/>
       <w:iCs/>
@@ -5868,7 +5868,7 @@
     <w:link w:val="CitadestacadaCar"/>
     <w:uiPriority w:val="30"/>
     <w:qFormat/>
-    <w:rsid w:val="00F02DE7"/>
+    <w:rsid w:val="009C12B5"/>
     <w:pPr>
       <w:pBdr>
         <w:top w:val="single" w:sz="4" w:space="10" w:color="0F4761" w:themeColor="accent1" w:themeShade="BF"/>
@@ -5889,7 +5889,7 @@
     <w:basedOn w:val="Fuentedeprrafopredeter"/>
     <w:link w:val="Citadestacada"/>
     <w:uiPriority w:val="30"/>
-    <w:rsid w:val="00F02DE7"/>
+    <w:rsid w:val="009C12B5"/>
     <w:rPr>
       <w:i/>
       <w:iCs/>
@@ -5901,7 +5901,7 @@
     <w:basedOn w:val="Fuentedeprrafopredeter"/>
     <w:uiPriority w:val="32"/>
     <w:qFormat/>
-    <w:rsid w:val="00F02DE7"/>
+    <w:rsid w:val="009C12B5"/>
     <w:rPr>
       <w:b/>
       <w:bCs/>
@@ -5916,7 +5916,7 @@
     <w:link w:val="EncabezadoCar"/>
     <w:uiPriority w:val="99"/>
     <w:unhideWhenUsed/>
-    <w:rsid w:val="00F02DE7"/>
+    <w:rsid w:val="009C12B5"/>
     <w:pPr>
       <w:tabs>
         <w:tab w:val="center" w:pos="4419"/>
@@ -5930,7 +5930,7 @@
     <w:basedOn w:val="Fuentedeprrafopredeter"/>
     <w:link w:val="Encabezado"/>
     <w:uiPriority w:val="99"/>
-    <w:rsid w:val="00F02DE7"/>
+    <w:rsid w:val="009C12B5"/>
     <w:rPr>
       <w:rFonts w:ascii="Aptos" w:hAnsi="Aptos"/>
       <w:sz w:val="20"/>
@@ -5942,7 +5942,7 @@
     <w:link w:val="PiedepginaCar"/>
     <w:uiPriority w:val="99"/>
     <w:unhideWhenUsed/>
-    <w:rsid w:val="00F02DE7"/>
+    <w:rsid w:val="009C12B5"/>
     <w:pPr>
       <w:tabs>
         <w:tab w:val="center" w:pos="4419"/>
@@ -5956,7 +5956,7 @@
     <w:basedOn w:val="Fuentedeprrafopredeter"/>
     <w:link w:val="Piedepgina"/>
     <w:uiPriority w:val="99"/>
-    <w:rsid w:val="00F02DE7"/>
+    <w:rsid w:val="009C12B5"/>
     <w:rPr>
       <w:rFonts w:ascii="Aptos" w:hAnsi="Aptos"/>
       <w:sz w:val="20"/>
@@ -5967,7 +5967,7 @@
     <w:basedOn w:val="Normal"/>
     <w:uiPriority w:val="99"/>
     <w:unhideWhenUsed/>
-    <w:rsid w:val="00F02DE7"/>
+    <w:rsid w:val="009C12B5"/>
     <w:pPr>
       <w:numPr>
         <w:numId w:val="1"/>

--- a/docs/project-management/SEISMIK_DOCUMENTO_MAESTRO_v0.1.docx
+++ b/docs/project-management/SEISMIK_DOCUMENTO_MAESTRO_v0.1.docx
@@ -2125,23 +2125,16 @@
       <w:pPr>
         <w:shd w:val="clear" w:color="auto" w:fill="F3F3F3"/>
         <w:rPr>
-          <w:rFonts w:ascii="Consolas" w:hAnsi="Consolas" w:hint="eastAsia"/>
+          <w:rFonts w:ascii="Consolas" w:hAnsi="Consolas"/>
           <w:sz w:val="17"/>
         </w:rPr>
       </w:pPr>
       <w:r>
         <w:rPr>
-          <w:rFonts w:ascii="Consolas" w:hAnsi="Consolas" w:hint="eastAsia"/>
+          <w:rFonts w:ascii="Consolas" w:hAnsi="Consolas"/>
           <w:sz w:val="17"/>
         </w:rPr>
-        <w:t xml:space="preserve">        </w:t>
-      </w:r>
-      <w:r>
-        <w:rPr>
-          <w:rFonts w:ascii="Consolas" w:hAnsi="Consolas" w:hint="eastAsia"/>
-          <w:sz w:val="17"/>
-        </w:rPr>
-        <w:t>↓</w:t>
+        <w:t xml:space="preserve">        ↓</w:t>
       </w:r>
     </w:p>
     <w:p>
@@ -2164,111 +2157,16 @@
       <w:pPr>
         <w:shd w:val="clear" w:color="auto" w:fill="F3F3F3"/>
         <w:rPr>
-          <w:rFonts w:ascii="Consolas" w:hAnsi="Consolas" w:hint="eastAsia"/>
+          <w:rFonts w:ascii="Consolas" w:hAnsi="Consolas"/>
           <w:sz w:val="17"/>
         </w:rPr>
       </w:pPr>
       <w:r>
         <w:rPr>
-          <w:rFonts w:ascii="Consolas" w:hAnsi="Consolas" w:hint="eastAsia"/>
+          <w:rFonts w:ascii="Consolas" w:hAnsi="Consolas"/>
           <w:sz w:val="17"/>
         </w:rPr>
-        <w:t xml:space="preserve">        </w:t>
-      </w:r>
-      <w:r>
-        <w:rPr>
-          <w:rFonts w:ascii="Consolas" w:hAnsi="Consolas" w:hint="eastAsia"/>
-          <w:sz w:val="17"/>
-        </w:rPr>
-        <w:t>↓</w:t>
-      </w:r>
-      <w:r>
-        <w:rPr>
-          <w:rFonts w:ascii="Consolas" w:hAnsi="Consolas" w:hint="eastAsia"/>
-          <w:sz w:val="17"/>
-        </w:rPr>
-        <w:t xml:space="preserve"> evento candidato firmado</w:t>
-      </w:r>
-    </w:p>
-    <w:p>
-      <w:pPr>
-        <w:shd w:val="clear" w:color="auto" w:fill="F3F3F3"/>
-        <w:rPr>
-          <w:rFonts w:ascii="Consolas" w:hAnsi="Consolas" w:hint="eastAsia"/>
-          <w:sz w:val="17"/>
-        </w:rPr>
-      </w:pPr>
-      <w:r>
-        <w:rPr>
-          <w:rFonts w:ascii="Consolas" w:hAnsi="Consolas" w:hint="eastAsia"/>
-          <w:sz w:val="17"/>
-        </w:rPr>
-        <w:t xml:space="preserve">API FastAPI </w:t>
-      </w:r>
-      <w:r>
-        <w:rPr>
-          <w:rFonts w:ascii="Consolas" w:hAnsi="Consolas" w:hint="eastAsia"/>
-          <w:sz w:val="17"/>
-        </w:rPr>
-        <w:t>→</w:t>
-      </w:r>
-      <w:r>
-        <w:rPr>
-          <w:rFonts w:ascii="Consolas" w:hAnsi="Consolas" w:hint="eastAsia"/>
-          <w:sz w:val="17"/>
-        </w:rPr>
-        <w:t xml:space="preserve"> bus durable </w:t>
-      </w:r>
-      <w:r>
-        <w:rPr>
-          <w:rFonts w:ascii="Consolas" w:hAnsi="Consolas" w:hint="eastAsia"/>
-          <w:sz w:val="17"/>
-        </w:rPr>
-        <w:t>→</w:t>
-      </w:r>
-      <w:r>
-        <w:rPr>
-          <w:rFonts w:ascii="Consolas" w:hAnsi="Consolas" w:hint="eastAsia"/>
-          <w:sz w:val="17"/>
-        </w:rPr>
-        <w:t xml:space="preserve"> dispatcher FCM</w:t>
-      </w:r>
-    </w:p>
-    <w:p>
-      <w:pPr>
-        <w:shd w:val="clear" w:color="auto" w:fill="F3F3F3"/>
-        <w:rPr>
-          <w:rFonts w:ascii="Consolas" w:hAnsi="Consolas" w:hint="eastAsia"/>
-          <w:sz w:val="17"/>
-        </w:rPr>
-      </w:pPr>
-      <w:r>
-        <w:rPr>
-          <w:rFonts w:ascii="Consolas" w:hAnsi="Consolas" w:hint="eastAsia"/>
-          <w:sz w:val="17"/>
-        </w:rPr>
-        <w:t xml:space="preserve">        </w:t>
-      </w:r>
-      <w:r>
-        <w:rPr>
-          <w:rFonts w:ascii="Consolas" w:hAnsi="Consolas" w:hint="eastAsia"/>
-          <w:sz w:val="17"/>
-        </w:rPr>
-        <w:t>↓</w:t>
-      </w:r>
-      <w:r>
-        <w:rPr>
-          <w:rFonts w:ascii="Consolas" w:hAnsi="Consolas" w:hint="eastAsia"/>
-          <w:sz w:val="17"/>
-        </w:rPr>
-        <w:t xml:space="preserve">                         </w:t>
-      </w:r>
-      <w:r>
-        <w:rPr>
-          <w:rFonts w:ascii="Consolas" w:hAnsi="Consolas" w:hint="eastAsia"/>
-          <w:sz w:val="17"/>
-        </w:rPr>
-        <w:t>↓</w:t>
+        <w:t xml:space="preserve">        ↓ evento candidato firmado</w:t>
       </w:r>
     </w:p>
     <w:p>
@@ -2284,81 +2182,71 @@
           <w:rFonts w:ascii="Consolas" w:hAnsi="Consolas"/>
           <w:sz w:val="17"/>
         </w:rPr>
-        <w:t>Fuentes oficiales            Android testers</w:t>
+        <w:t>API FastAPI → bus durable → dispatcher FCM</w:t>
       </w:r>
     </w:p>
     <w:p>
       <w:pPr>
         <w:shd w:val="clear" w:color="auto" w:fill="F3F3F3"/>
-        <w:rPr>
-          <w:rFonts w:ascii="Consolas" w:hAnsi="Consolas" w:hint="eastAsia"/>
-          <w:sz w:val="17"/>
-        </w:rPr>
-      </w:pPr>
-      <w:r>
-        <w:rPr>
-          <w:rFonts w:ascii="Consolas" w:hAnsi="Consolas" w:hint="eastAsia"/>
-          <w:sz w:val="17"/>
-        </w:rPr>
-        <w:t xml:space="preserve">        </w:t>
-      </w:r>
-      <w:r>
-        <w:rPr>
-          <w:rFonts w:ascii="Consolas" w:hAnsi="Consolas" w:hint="eastAsia"/>
-          <w:sz w:val="17"/>
-        </w:rPr>
-        <w:t>↓</w:t>
-      </w:r>
-      <w:r>
-        <w:rPr>
-          <w:rFonts w:ascii="Consolas" w:hAnsi="Consolas" w:hint="eastAsia"/>
-          <w:sz w:val="17"/>
-        </w:rPr>
-        <w:t xml:space="preserve">                         </w:t>
-      </w:r>
-      <w:r>
-        <w:rPr>
-          <w:rFonts w:ascii="Consolas" w:hAnsi="Consolas" w:hint="eastAsia"/>
-          <w:sz w:val="17"/>
-        </w:rPr>
-        <w:t>↓</w:t>
-      </w:r>
-    </w:p>
-    <w:p>
-      <w:pPr>
-        <w:shd w:val="clear" w:color="auto" w:fill="F3F3F3"/>
-        <w:rPr>
-          <w:rFonts w:ascii="Consolas" w:hAnsi="Consolas" w:hint="eastAsia"/>
-          <w:sz w:val="17"/>
-        </w:rPr>
-      </w:pPr>
-      <w:r>
         <w:rPr>
           <w:rFonts w:ascii="Consolas" w:hAnsi="Consolas"/>
           <w:sz w:val="17"/>
         </w:rPr>
-        <w:t>Act</w:t>
-      </w:r>
+      </w:pPr>
       <w:r>
         <w:rPr>
-          <w:rFonts w:ascii="Consolas" w:hAnsi="Consolas" w:hint="eastAsia"/>
+          <w:rFonts w:ascii="Consolas" w:hAnsi="Consolas"/>
           <w:sz w:val="17"/>
         </w:rPr>
-        <w:t xml:space="preserve">ualización oficial </w:t>
-      </w:r>
-      <w:r>
+        <w:t xml:space="preserve">        ↓                         ↓</w:t>
+      </w:r>
+    </w:p>
+    <w:p>
+      <w:pPr>
+        <w:shd w:val="clear" w:color="auto" w:fill="F3F3F3"/>
         <w:rPr>
-          <w:rFonts w:ascii="Consolas" w:hAnsi="Consolas" w:hint="eastAsia"/>
+          <w:rFonts w:ascii="Consolas" w:hAnsi="Consolas"/>
           <w:sz w:val="17"/>
         </w:rPr>
-        <w:t>←</w:t>
-      </w:r>
+      </w:pPr>
       <w:r>
         <w:rPr>
-          <w:rFonts w:ascii="Consolas" w:hAnsi="Consolas" w:hint="eastAsia"/>
+          <w:rFonts w:ascii="Consolas" w:hAnsi="Consolas"/>
           <w:sz w:val="17"/>
         </w:rPr>
-        <w:t xml:space="preserve"> reportes de percepción y daños</w:t>
+        <w:t>Fuentes oficiales            Android testers</w:t>
+      </w:r>
+    </w:p>
+    <w:p>
+      <w:pPr>
+        <w:shd w:val="clear" w:color="auto" w:fill="F3F3F3"/>
+        <w:rPr>
+          <w:rFonts w:ascii="Consolas" w:hAnsi="Consolas"/>
+          <w:sz w:val="17"/>
+        </w:rPr>
+      </w:pPr>
+      <w:r>
+        <w:rPr>
+          <w:rFonts w:ascii="Consolas" w:hAnsi="Consolas"/>
+          <w:sz w:val="17"/>
+        </w:rPr>
+        <w:t xml:space="preserve">        ↓                         ↓</w:t>
+      </w:r>
+    </w:p>
+    <w:p>
+      <w:pPr>
+        <w:shd w:val="clear" w:color="auto" w:fill="F3F3F3"/>
+        <w:rPr>
+          <w:rFonts w:ascii="Consolas" w:hAnsi="Consolas"/>
+          <w:sz w:val="17"/>
+        </w:rPr>
+      </w:pPr>
+      <w:r>
+        <w:rPr>
+          <w:rFonts w:ascii="Consolas" w:hAnsi="Consolas"/>
+          <w:sz w:val="17"/>
+        </w:rPr>
+        <w:t>Actualización oficial ← reportes de percepción y daños</w:t>
       </w:r>
     </w:p>
     <w:p>
@@ -2376,31 +2264,31 @@
         <w:pStyle w:val="Ttulo1"/>
       </w:pPr>
       <w:r>
+        <w:t>8. Principios de seguridad y ética</w:t>
+      </w:r>
+    </w:p>
+    <w:p>
+      <w:pPr>
+        <w:pStyle w:val="Listaconvietas"/>
+      </w:pPr>
+      <w:r>
+        <w:t>Un earthquake_candidate no equivale a confirmación oficial.</w:t>
+      </w:r>
+    </w:p>
+    <w:p>
+      <w:pPr>
+        <w:pStyle w:val="Listaconvietas"/>
+      </w:pPr>
+      <w:r>
+        <w:t>Ningún disparo STA/LTA aislado genera una alerta pública.</w:t>
+      </w:r>
+    </w:p>
+    <w:p>
+      <w:pPr>
+        <w:pStyle w:val="Listaconvietas"/>
+      </w:pPr>
+      <w:r>
         <w:lastRenderedPageBreak/>
-        <w:t>8. Principios de seguridad y ética</w:t>
-      </w:r>
-    </w:p>
-    <w:p>
-      <w:pPr>
-        <w:pStyle w:val="Listaconvietas"/>
-      </w:pPr>
-      <w:r>
-        <w:t>Un earthquake_candidate no equivale a confirmación oficial.</w:t>
-      </w:r>
-    </w:p>
-    <w:p>
-      <w:pPr>
-        <w:pStyle w:val="Listaconvietas"/>
-      </w:pPr>
-      <w:r>
-        <w:t>Ningún disparo STA/LTA aislado genera una alerta pública.</w:t>
-      </w:r>
-    </w:p>
-    <w:p>
-      <w:pPr>
-        <w:pStyle w:val="Listaconvietas"/>
-      </w:pPr>
-      <w:r>
         <w:t>Todo simulacro debe incluir TEST de forma visible y auditable.</w:t>
       </w:r>
     </w:p>
@@ -3853,6 +3741,7 @@
         <w:pStyle w:val="Listaconvietas"/>
       </w:pPr>
       <w:r>
+        <w:lastRenderedPageBreak/>
         <w:t>Todos los eventos y decisiones contienen trazabilidad y timestamps.</w:t>
       </w:r>
     </w:p>
@@ -4962,7 +4851,7 @@
   <w:abstractNum w:abstractNumId="0" w15:restartNumberingAfterBreak="0">
     <w:nsid w:val="FFFFFF89"/>
     <w:multiLevelType w:val="singleLevel"/>
-    <w:tmpl w:val="FDB83780"/>
+    <w:tmpl w:val="14E602EE"/>
     <w:lvl w:ilvl="0">
       <w:start w:val="1"/>
       <w:numFmt w:val="bullet"/>
@@ -4980,7 +4869,7 @@
       </w:rPr>
     </w:lvl>
   </w:abstractNum>
-  <w:num w:numId="1" w16cid:durableId="633408905">
+  <w:num w:numId="1" w16cid:durableId="974679894">
     <w:abstractNumId w:val="0"/>
   </w:num>
 </w:numbering>
@@ -4991,11 +4880,11 @@
   <w:docDefaults>
     <w:rPrDefault>
       <w:rPr>
-        <w:rFonts w:asciiTheme="minorHAnsi" w:eastAsiaTheme="minorEastAsia" w:hAnsiTheme="minorHAnsi" w:cstheme="minorBidi"/>
+        <w:rFonts w:asciiTheme="minorHAnsi" w:eastAsiaTheme="minorHAnsi" w:hAnsiTheme="minorHAnsi" w:cstheme="minorBidi"/>
         <w:kern w:val="2"/>
         <w:sz w:val="24"/>
         <w:szCs w:val="24"/>
-        <w:lang w:val="es-CO" w:eastAsia="ko-KR" w:bidi="ar-SA"/>
+        <w:lang w:val="es-CO" w:eastAsia="en-US" w:bidi="ar-SA"/>
         <w14:ligatures w14:val="standardContextual"/>
       </w:rPr>
     </w:rPrDefault>
@@ -5401,7 +5290,7 @@
     <w:link w:val="Ttulo1Car"/>
     <w:uiPriority w:val="9"/>
     <w:qFormat/>
-    <w:rsid w:val="009C12B5"/>
+    <w:rsid w:val="00D04EFC"/>
     <w:pPr>
       <w:keepNext/>
       <w:keepLines/>
@@ -5423,7 +5312,7 @@
     <w:uiPriority w:val="9"/>
     <w:unhideWhenUsed/>
     <w:qFormat/>
-    <w:rsid w:val="009C12B5"/>
+    <w:rsid w:val="00D04EFC"/>
     <w:pPr>
       <w:keepNext/>
       <w:keepLines/>
@@ -5446,7 +5335,7 @@
     <w:semiHidden/>
     <w:unhideWhenUsed/>
     <w:qFormat/>
-    <w:rsid w:val="009C12B5"/>
+    <w:rsid w:val="00D04EFC"/>
     <w:pPr>
       <w:keepNext/>
       <w:keepLines/>
@@ -5469,7 +5358,7 @@
     <w:semiHidden/>
     <w:unhideWhenUsed/>
     <w:qFormat/>
-    <w:rsid w:val="009C12B5"/>
+    <w:rsid w:val="00D04EFC"/>
     <w:pPr>
       <w:keepNext/>
       <w:keepLines/>
@@ -5492,7 +5381,7 @@
     <w:semiHidden/>
     <w:unhideWhenUsed/>
     <w:qFormat/>
-    <w:rsid w:val="009C12B5"/>
+    <w:rsid w:val="00D04EFC"/>
     <w:pPr>
       <w:keepNext/>
       <w:keepLines/>
@@ -5513,7 +5402,7 @@
     <w:semiHidden/>
     <w:unhideWhenUsed/>
     <w:qFormat/>
-    <w:rsid w:val="009C12B5"/>
+    <w:rsid w:val="00D04EFC"/>
     <w:pPr>
       <w:keepNext/>
       <w:keepLines/>
@@ -5536,7 +5425,7 @@
     <w:semiHidden/>
     <w:unhideWhenUsed/>
     <w:qFormat/>
-    <w:rsid w:val="009C12B5"/>
+    <w:rsid w:val="00D04EFC"/>
     <w:pPr>
       <w:keepNext/>
       <w:keepLines/>
@@ -5557,7 +5446,7 @@
     <w:semiHidden/>
     <w:unhideWhenUsed/>
     <w:qFormat/>
-    <w:rsid w:val="009C12B5"/>
+    <w:rsid w:val="00D04EFC"/>
     <w:pPr>
       <w:keepNext/>
       <w:keepLines/>
@@ -5580,7 +5469,7 @@
     <w:semiHidden/>
     <w:unhideWhenUsed/>
     <w:qFormat/>
-    <w:rsid w:val="009C12B5"/>
+    <w:rsid w:val="00D04EFC"/>
     <w:pPr>
       <w:keepNext/>
       <w:keepLines/>
@@ -5624,7 +5513,7 @@
     <w:basedOn w:val="Fuentedeprrafopredeter"/>
     <w:link w:val="Ttulo1"/>
     <w:uiPriority w:val="9"/>
-    <w:rsid w:val="009C12B5"/>
+    <w:rsid w:val="00D04EFC"/>
     <w:rPr>
       <w:rFonts w:ascii="Aptos Display" w:eastAsiaTheme="majorEastAsia" w:hAnsi="Aptos Display" w:cstheme="majorBidi"/>
       <w:color w:val="13458B"/>
@@ -5637,7 +5526,7 @@
     <w:basedOn w:val="Fuentedeprrafopredeter"/>
     <w:link w:val="Ttulo2"/>
     <w:uiPriority w:val="9"/>
-    <w:rsid w:val="009C12B5"/>
+    <w:rsid w:val="00D04EFC"/>
     <w:rPr>
       <w:rFonts w:ascii="Aptos Display" w:eastAsiaTheme="majorEastAsia" w:hAnsi="Aptos Display" w:cstheme="majorBidi"/>
       <w:color w:val="13458B"/>
@@ -5651,7 +5540,7 @@
     <w:link w:val="Ttulo3"/>
     <w:uiPriority w:val="9"/>
     <w:semiHidden/>
-    <w:rsid w:val="009C12B5"/>
+    <w:rsid w:val="00D04EFC"/>
     <w:rPr>
       <w:rFonts w:ascii="Aptos Display" w:eastAsiaTheme="majorEastAsia" w:hAnsi="Aptos Display" w:cstheme="majorBidi"/>
       <w:color w:val="13458B"/>
@@ -5665,7 +5554,7 @@
     <w:link w:val="Ttulo4"/>
     <w:uiPriority w:val="9"/>
     <w:semiHidden/>
-    <w:rsid w:val="009C12B5"/>
+    <w:rsid w:val="00D04EFC"/>
     <w:rPr>
       <w:rFonts w:eastAsiaTheme="majorEastAsia" w:cstheme="majorBidi"/>
       <w:i/>
@@ -5679,7 +5568,7 @@
     <w:link w:val="Ttulo5"/>
     <w:uiPriority w:val="9"/>
     <w:semiHidden/>
-    <w:rsid w:val="009C12B5"/>
+    <w:rsid w:val="00D04EFC"/>
     <w:rPr>
       <w:rFonts w:eastAsiaTheme="majorEastAsia" w:cstheme="majorBidi"/>
       <w:color w:val="0F4761" w:themeColor="accent1" w:themeShade="BF"/>
@@ -5691,7 +5580,7 @@
     <w:link w:val="Ttulo6"/>
     <w:uiPriority w:val="9"/>
     <w:semiHidden/>
-    <w:rsid w:val="009C12B5"/>
+    <w:rsid w:val="00D04EFC"/>
     <w:rPr>
       <w:rFonts w:eastAsiaTheme="majorEastAsia" w:cstheme="majorBidi"/>
       <w:i/>
@@ -5705,7 +5594,7 @@
     <w:link w:val="Ttulo7"/>
     <w:uiPriority w:val="9"/>
     <w:semiHidden/>
-    <w:rsid w:val="009C12B5"/>
+    <w:rsid w:val="00D04EFC"/>
     <w:rPr>
       <w:rFonts w:eastAsiaTheme="majorEastAsia" w:cstheme="majorBidi"/>
       <w:color w:val="595959" w:themeColor="text1" w:themeTint="A6"/>
@@ -5717,7 +5606,7 @@
     <w:link w:val="Ttulo8"/>
     <w:uiPriority w:val="9"/>
     <w:semiHidden/>
-    <w:rsid w:val="009C12B5"/>
+    <w:rsid w:val="00D04EFC"/>
     <w:rPr>
       <w:rFonts w:eastAsiaTheme="majorEastAsia" w:cstheme="majorBidi"/>
       <w:i/>
@@ -5731,7 +5620,7 @@
     <w:link w:val="Ttulo9"/>
     <w:uiPriority w:val="9"/>
     <w:semiHidden/>
-    <w:rsid w:val="009C12B5"/>
+    <w:rsid w:val="00D04EFC"/>
     <w:rPr>
       <w:rFonts w:eastAsiaTheme="majorEastAsia" w:cstheme="majorBidi"/>
       <w:color w:val="272727" w:themeColor="text1" w:themeTint="D8"/>
@@ -5744,7 +5633,7 @@
     <w:link w:val="TtuloCar"/>
     <w:uiPriority w:val="10"/>
     <w:qFormat/>
-    <w:rsid w:val="009C12B5"/>
+    <w:rsid w:val="00D04EFC"/>
     <w:pPr>
       <w:spacing w:after="80"/>
       <w:contextualSpacing/>
@@ -5763,7 +5652,7 @@
     <w:basedOn w:val="Fuentedeprrafopredeter"/>
     <w:link w:val="Ttulo"/>
     <w:uiPriority w:val="10"/>
-    <w:rsid w:val="009C12B5"/>
+    <w:rsid w:val="00D04EFC"/>
     <w:rPr>
       <w:rFonts w:ascii="Aptos Display" w:eastAsiaTheme="majorEastAsia" w:hAnsi="Aptos Display" w:cstheme="majorBidi"/>
       <w:color w:val="13458B"/>
@@ -5780,7 +5669,7 @@
     <w:link w:val="SubttuloCar"/>
     <w:uiPriority w:val="11"/>
     <w:qFormat/>
-    <w:rsid w:val="009C12B5"/>
+    <w:rsid w:val="00D04EFC"/>
     <w:pPr>
       <w:numPr>
         <w:ilvl w:val="1"/>
@@ -5799,7 +5688,7 @@
     <w:basedOn w:val="Fuentedeprrafopredeter"/>
     <w:link w:val="Subttulo"/>
     <w:uiPriority w:val="11"/>
-    <w:rsid w:val="009C12B5"/>
+    <w:rsid w:val="00D04EFC"/>
     <w:rPr>
       <w:rFonts w:eastAsiaTheme="majorEastAsia" w:cstheme="majorBidi"/>
       <w:color w:val="595959" w:themeColor="text1" w:themeTint="A6"/>
@@ -5815,7 +5704,7 @@
     <w:link w:val="CitaCar"/>
     <w:uiPriority w:val="29"/>
     <w:qFormat/>
-    <w:rsid w:val="009C12B5"/>
+    <w:rsid w:val="00D04EFC"/>
     <w:pPr>
       <w:spacing w:before="160"/>
       <w:jc w:val="center"/>
@@ -5831,7 +5720,7 @@
     <w:basedOn w:val="Fuentedeprrafopredeter"/>
     <w:link w:val="Cita"/>
     <w:uiPriority w:val="29"/>
-    <w:rsid w:val="009C12B5"/>
+    <w:rsid w:val="00D04EFC"/>
     <w:rPr>
       <w:i/>
       <w:iCs/>
@@ -5843,7 +5732,7 @@
     <w:basedOn w:val="Normal"/>
     <w:uiPriority w:val="34"/>
     <w:qFormat/>
-    <w:rsid w:val="009C12B5"/>
+    <w:rsid w:val="00D04EFC"/>
     <w:pPr>
       <w:ind w:left="720"/>
       <w:contextualSpacing/>
@@ -5854,7 +5743,7 @@
     <w:basedOn w:val="Fuentedeprrafopredeter"/>
     <w:uiPriority w:val="21"/>
     <w:qFormat/>
-    <w:rsid w:val="009C12B5"/>
+    <w:rsid w:val="00D04EFC"/>
     <w:rPr>
       <w:i/>
       <w:iCs/>
@@ -5868,7 +5757,7 @@
     <w:link w:val="CitadestacadaCar"/>
     <w:uiPriority w:val="30"/>
     <w:qFormat/>
-    <w:rsid w:val="009C12B5"/>
+    <w:rsid w:val="00D04EFC"/>
     <w:pPr>
       <w:pBdr>
         <w:top w:val="single" w:sz="4" w:space="10" w:color="0F4761" w:themeColor="accent1" w:themeShade="BF"/>
@@ -5889,7 +5778,7 @@
     <w:basedOn w:val="Fuentedeprrafopredeter"/>
     <w:link w:val="Citadestacada"/>
     <w:uiPriority w:val="30"/>
-    <w:rsid w:val="009C12B5"/>
+    <w:rsid w:val="00D04EFC"/>
     <w:rPr>
       <w:i/>
       <w:iCs/>
@@ -5901,7 +5790,7 @@
     <w:basedOn w:val="Fuentedeprrafopredeter"/>
     <w:uiPriority w:val="32"/>
     <w:qFormat/>
-    <w:rsid w:val="009C12B5"/>
+    <w:rsid w:val="00D04EFC"/>
     <w:rPr>
       <w:b/>
       <w:bCs/>
@@ -5916,7 +5805,7 @@
     <w:link w:val="EncabezadoCar"/>
     <w:uiPriority w:val="99"/>
     <w:unhideWhenUsed/>
-    <w:rsid w:val="009C12B5"/>
+    <w:rsid w:val="00D04EFC"/>
     <w:pPr>
       <w:tabs>
         <w:tab w:val="center" w:pos="4419"/>
@@ -5930,7 +5819,7 @@
     <w:basedOn w:val="Fuentedeprrafopredeter"/>
     <w:link w:val="Encabezado"/>
     <w:uiPriority w:val="99"/>
-    <w:rsid w:val="009C12B5"/>
+    <w:rsid w:val="00D04EFC"/>
     <w:rPr>
       <w:rFonts w:ascii="Aptos" w:hAnsi="Aptos"/>
       <w:sz w:val="20"/>
@@ -5942,7 +5831,7 @@
     <w:link w:val="PiedepginaCar"/>
     <w:uiPriority w:val="99"/>
     <w:unhideWhenUsed/>
-    <w:rsid w:val="009C12B5"/>
+    <w:rsid w:val="00D04EFC"/>
     <w:pPr>
       <w:tabs>
         <w:tab w:val="center" w:pos="4419"/>
@@ -5956,7 +5845,7 @@
     <w:basedOn w:val="Fuentedeprrafopredeter"/>
     <w:link w:val="Piedepgina"/>
     <w:uiPriority w:val="99"/>
-    <w:rsid w:val="009C12B5"/>
+    <w:rsid w:val="00D04EFC"/>
     <w:rPr>
       <w:rFonts w:ascii="Aptos" w:hAnsi="Aptos"/>
       <w:sz w:val="20"/>
@@ -5967,7 +5856,7 @@
     <w:basedOn w:val="Normal"/>
     <w:uiPriority w:val="99"/>
     <w:unhideWhenUsed/>
-    <w:rsid w:val="009C12B5"/>
+    <w:rsid w:val="00D04EFC"/>
     <w:pPr>
       <w:numPr>
         <w:numId w:val="1"/>
